--- a/docx/213.Thiết lập lĩnh vực quan tâm_SRS_AI_Generated.docx
+++ b/docx/213.Thiết lập lĩnh vực quan tâm_SRS_AI_Generated.docx
@@ -193,7 +193,7 @@
         </w:numPr>
       </w:pPr>
       <w:r>
-        <w:t xml:space="preserve">NSD truy cập trang "Cài đặt thông báo" → section "Lĩnh vực quan tâm".</w:t>
+        <w:t xml:space="preserve">NSD truy cập trang "Cài đặt thông báo" → phần "Lĩnh vực quan tâm".</w:t>
       </w:r>
     </w:p>
     <w:p>
@@ -268,7 +268,7 @@
     </w:p>
     <w:p>
       <w:r>
-        <w:t xml:space="preserve">Trang Cài đặt thông báo – Section Lĩnh vực quan tâm (Notification Topic Interests)</w:t>
+        <w:t xml:space="preserve">Trang Cài đặt thông báo – phần Lĩnh vực quan tâm (Notification Topic Interests)</w:t>
       </w:r>
     </w:p>
     <w:p>
@@ -534,7 +534,7 @@
                 <w:sz w:val="18"/>
                 <w:szCs w:val="18"/>
               </w:rPr>
-              <w:t xml:space="preserve">Tiêu đề section kèm phụ đề: "Chọn lĩnh vực pháp luật để nhận thông báo phù hợp. Thông báo về văn bản, dự thảo và tin tức chỉ gửi cho các lĩnh vực được chọn."</w:t>
+              <w:t xml:space="preserve">Tiêu đề phần kèm phụ đề: "Chọn lĩnh vực pháp luật để nhận thông báo phù hợp. Thông báo về văn bản, dự thảo và tin tức chỉ gửi cho các lĩnh vực được chọn."</w:t>
             </w:r>
           </w:p>
         </w:tc>
@@ -954,7 +954,7 @@
                 <w:sz w:val="18"/>
                 <w:szCs w:val="18"/>
               </w:rPr>
-              <w:t xml:space="preserve">Bấm để bỏ chọn tất cả lĩnh vực. Hiển thị modal xác nhận nếu đang có lĩnh vực đã chọn.</w:t>
+              <w:t xml:space="preserve">Bấm để bỏ chọn tất cả lĩnh vực. Hiển thị hộp thoại xác nhận nếu đang có lĩnh vực đã chọn.</w:t>
             </w:r>
           </w:p>
         </w:tc>
@@ -3579,7 +3579,7 @@
                 <w:sz w:val="18"/>
                 <w:szCs w:val="18"/>
               </w:rPr>
-              <w:t xml:space="preserve">Hiển thị khi số lĩnh vực đã chọn = 0: "Bạn chưa chọn lĩnh vực nào. Thông báo về văn bản và dự thảo sẽ không được lọc theo lĩnh vực." Màu vàng, icon warning.</w:t>
+              <w:t xml:space="preserve">Hiển thị khi số lĩnh vực đã chọn = 0: "Bạn chưa chọn lĩnh vực nào. Thông báo về văn bản và dự thảo sẽ không được lọc theo lĩnh vực." Màu vàng, biểu tượng warning.</w:t>
             </w:r>
           </w:p>
         </w:tc>
@@ -4018,7 +4018,7 @@
                 <w:sz w:val="18"/>
                 <w:szCs w:val="18"/>
               </w:rPr>
-              <w:t xml:space="preserve">Khi mở section, hệ thống tải danh mục lĩnh vực đã cấu hình và trạng thái đã chọn của NSD từ API (GET /users/me/notification-interests). Các lĩnh vực được nhóm theo chủ đề pháp luật. Mỗi nhóm có thể mở rộng/thu gọn. Trường hợp 1: Tải thành công, hiển thị đầy đủ danh sách. Trường hợp 2: API lỗi, hiển thị "Không thể tải danh sách lĩnh vực. Vui lòng thử lại."</w:t>
+              <w:t xml:space="preserve">Khi mở phần, hệ thống tải danh mục lĩnh vực đã cấu hình và trạng thái đã chọn của NSD từ API (GET /users/me/notification-interests). Các lĩnh vực được nhóm theo chủ đề pháp luật. Mỗi nhóm có thể mở rộng/thu gọn. Trường hợp 1: Tải thành công, hiển thị đầy đủ danh sách. Trường hợp 2: API lỗi, hiển thị "Không thể tải danh sách lĩnh vực. Vui lòng thử lại."</w:t>
             </w:r>
           </w:p>
         </w:tc>
@@ -4103,7 +4103,7 @@
                 <w:sz w:val="18"/>
                 <w:szCs w:val="18"/>
               </w:rPr>
-              <w:t xml:space="preserve">NSD gõ từ khóa vào ô tìm kiếm: hệ thống lọc real-time (debounce 300ms) danh sách checkbox, chỉ hiển thị lĩnh vực có tên khớp (hỗ trợ không dấu). Nếu không có kết quả: "Không tìm thấy lĩnh vực phù hợp." Khi xóa từ khóa: khôi phục toàn bộ danh sách.</w:t>
+              <w:t xml:space="preserve">NSD gõ từ khóa vào ô tìm kiếm: hệ thống lọc real-time (debounce 300ms) danh sách hộp kiểm, chỉ hiển thị lĩnh vực có tên khớp (hỗ trợ không dấu). Nếu không có kết quả: "Không tìm thấy lĩnh vực phù hợp." Khi xóa từ khóa: khôi phục toàn bộ danh sách.</w:t>
             </w:r>
           </w:p>
         </w:tc>
@@ -4188,7 +4188,7 @@
                 <w:sz w:val="18"/>
                 <w:szCs w:val="18"/>
               </w:rPr>
-              <w:t xml:space="preserve">NSD tick/untick checkbox của từng lĩnh vực. Bộ đếm "X lĩnh vực đã chọn" cập nhật ngay lập tức. Cảnh báo chưa chọn lĩnh vực hiển thị/ẩn tự động. Thay đổi chỉ được lưu khi bấm "Lưu thay đổi".</w:t>
+              <w:t xml:space="preserve">NSD tick/untick hộp kiểm của từng lĩnh vực. Bộ đếm "X lĩnh vực đã chọn" cập nhật ngay lập tức. Cảnh báo chưa chọn lĩnh vực hiển thị/ẩn tự động. Thay đổi chỉ được lưu khi bấm "Lưu thay đổi".</w:t>
             </w:r>
           </w:p>
         </w:tc>
@@ -4273,7 +4273,7 @@
                 <w:sz w:val="18"/>
                 <w:szCs w:val="18"/>
               </w:rPr>
-              <w:t xml:space="preserve">Khi bấm: tất cả checkbox trong danh sách hiện tại (kể cả khi đang lọc theo tìm kiếm) được tick. Bộ đếm cập nhật. Nếu đã chọn tất cả rồi: nút vô hiệu hóa hoặc chuyển thành "Bỏ chọn tất cả".</w:t>
+              <w:t xml:space="preserve">Khi bấm: tất cả hộp kiểm trong danh sách hiện tại (kể cả khi đang lọc theo tìm kiếm) được tick. Bộ đếm cập nhật. Nếu đã chọn tất cả rồi: nút vô hiệu hóa hoặc chuyển thành "Bỏ chọn tất cả".</w:t>
             </w:r>
           </w:p>
         </w:tc>
@@ -4358,7 +4358,7 @@
                 <w:sz w:val="18"/>
                 <w:szCs w:val="18"/>
               </w:rPr>
-              <w:t xml:space="preserve">Khi bấm: hiển thị modal xác nhận nhỏ "Bỏ chọn tất cả lĩnh vực sẽ làm bạn nhận thông báo không được lọc. Tiếp tục?" Nếu xác nhận: bỏ tick toàn bộ checkbox.</w:t>
+              <w:t xml:space="preserve">Khi bấm: hiển thị hộp thoại xác nhận nhỏ "Bỏ chọn tất cả lĩnh vực sẽ làm bạn nhận thông báo không được lọc. Tiếp tục?" Nếu xác nhận: bỏ tick toàn bộ hộp kiểm.</w:t>
             </w:r>
           </w:p>
         </w:tc>
@@ -4443,7 +4443,7 @@
                 <w:sz w:val="18"/>
                 <w:szCs w:val="18"/>
               </w:rPr>
-              <w:t xml:space="preserve">NSD bấm vào header nhóm để mở rộng (hiển thị checkbox con) hoặc thu gọn. Mặc định: tất cả nhóm đều mở rộng nếu NSD đã chọn ít nhất 1 lĩnh vực trong nhóm đó; còn lại thu gọn.</w:t>
+              <w:t xml:space="preserve">NSD bấm vào phần đầu trang nhóm để mở rộng (hiển thị hộp kiểm con) hoặc thu gọn. Mặc định: tất cả nhóm đều mở rộng nếu NSD đã chọn ít nhất 1 lĩnh vực trong nhóm đó; còn lại thu gọn.</w:t>
             </w:r>
           </w:p>
         </w:tc>
@@ -4528,7 +4528,7 @@
                 <w:sz w:val="18"/>
                 <w:szCs w:val="18"/>
               </w:rPr>
-              <w:t xml:space="preserve">Bấm "Lưu thay đổi": gửi danh sách ID lĩnh vực đã chọn lên API (PATCH /users/me/notification-interests). Nút hiển thị loading spinner trong lúc chờ. Thành công: toast "Đã lưu lĩnh vực quan tâm". Lỗi: toast đỏ "Lưu thất bại. Vui lòng thử lại."</w:t>
+              <w:t xml:space="preserve">Bấm "Lưu thay đổi": gửi danh sách ID lĩnh vực đã chọn lên API (PATCH /users/me/notification-interests). Nút hiển thị loading spinner trong lúc chờ. Thành công: thông báo nhỏ "Đã lưu lĩnh vực quan tâm". Lỗi: thông báo nhỏ đỏ "Lưu thất bại. Vui lòng thử lại."</w:t>
             </w:r>
           </w:p>
         </w:tc>
@@ -4613,7 +4613,7 @@
                 <w:sz w:val="18"/>
                 <w:szCs w:val="18"/>
               </w:rPr>
-              <w:t xml:space="preserve">Hệ thống gợi ý lĩnh vực mặc định dựa trên nghề nghiệp NSD khai báo khi đăng ký (ví dụ: Luật sư → Dân sự, Hình sự, Hành chính được pre-select). Hiển thị modal xác nhận trước khi áp dụng.</w:t>
+              <w:t xml:space="preserve">Hệ thống gợi ý lĩnh vực mặc định dựa trên nghề nghiệp NSD khai báo khi đăng ký (ví dụ: Luật sư → Dân sự, Hình sự, Hành chính được pre-select). Hiển thị hộp thoại xác nhận trước khi áp dụng.</w:t>
             </w:r>
           </w:p>
         </w:tc>
@@ -5377,7 +5377,7 @@
                 <w:sz w:val="18"/>
                 <w:szCs w:val="18"/>
               </w:rPr>
-              <w:t xml:space="preserve">Hệ thống map nghề nghiệp → lĩnh vực: Luật sư/Thẩm phán → Dân sự, Hình sự, Hành chính, Tố tụng; Doanh nhân/Kế toán → Doanh nghiệp, Thuế, Lao động; Cán bộ công chức → Hành chính, Đất đai; Sinh viên luật → tất cả. Sau khi bấm, các checkbox tương ứng được tick tự động. NSD có thể điều chỉnh thêm/bớt trước khi bấm "Lưu thay đổi".</w:t>
+              <w:t xml:space="preserve">Hệ thống map nghề nghiệp → lĩnh vực: Luật sư/Thẩm phán → Dân sự, Hình sự, Hành chính, Tố tụng; Doanh nhân/Kế toán → Doanh nghiệp, Thuế, Lao động; Cán bộ công chức → Hành chính, Đất đai; Sinh viên luật → tất cả. Sau khi bấm, các hộp kiểm tương ứng được tick tự động. NSD có thể điều chỉnh thêm/bớt trước khi bấm "Lưu thay đổi".</w:t>
             </w:r>
           </w:p>
         </w:tc>
